--- a/example/20190223_朝向最后的舞台.docx
+++ b/example/20190223_朝向最后的舞台.docx
@@ -51,7 +51,6 @@
       <w:pPr>
         <w:ind w:firstLineChars="200" w:firstLine="420"/>
         <w:rPr>
-          <w:rFonts w:hint="eastAsia"/>
           <w:sz w:val="24"/>
         </w:rPr>
       </w:pPr>
@@ -1618,7 +1617,6 @@
       <w:pPr>
         <w:ind w:firstLineChars="200" w:firstLine="480"/>
         <w:rPr>
-          <w:rFonts w:hint="eastAsia"/>
           <w:sz w:val="24"/>
         </w:rPr>
       </w:pPr>
@@ -2316,16 +2314,12 @@
       <w:pPr>
         <w:ind w:firstLineChars="200" w:firstLine="480"/>
         <w:rPr>
-          <w:i/>
-          <w:iCs/>
-          <w:sz w:val="24"/>
-        </w:rPr>
-      </w:pPr>
-      <w:r>
-        <w:rPr>
-          <w:rFonts w:hint="eastAsia"/>
-          <w:i/>
-          <w:iCs/>
+          <w:sz w:val="24"/>
+        </w:rPr>
+      </w:pPr>
+      <w:r>
+        <w:rPr>
+          <w:rFonts w:hint="eastAsia"/>
           <w:sz w:val="24"/>
         </w:rPr>
         <w:t>春学家为此而祈祷中……</w:t>
@@ -2459,8 +2453,6 @@
         <w:rPr>
           <w:b/>
           <w:bCs/>
-          <w:i/>
-          <w:iCs/>
           <w:sz w:val="24"/>
         </w:rPr>
       </w:pPr>
@@ -2468,8 +2460,6 @@
         <w:rPr>
           <w:b/>
           <w:bCs/>
-          <w:i/>
-          <w:iCs/>
           <w:sz w:val="24"/>
         </w:rPr>
         <w:t>“</w:t>
@@ -2480,8 +2470,6 @@
           <w:rFonts w:hint="eastAsia"/>
           <w:b/>
           <w:bCs/>
-          <w:i/>
-          <w:iCs/>
           <w:sz w:val="24"/>
         </w:rPr>
         <w:t>the</w:t>
@@ -2492,8 +2480,6 @@
           <w:rFonts w:hint="eastAsia"/>
           <w:b/>
           <w:bCs/>
-          <w:i/>
-          <w:iCs/>
           <w:sz w:val="24"/>
         </w:rPr>
         <w:t xml:space="preserve"> final stage of their YOUTH</w:t>
@@ -2502,8 +2488,6 @@
         <w:rPr>
           <w:b/>
           <w:bCs/>
-          <w:i/>
-          <w:iCs/>
           <w:sz w:val="24"/>
         </w:rPr>
         <w:t>”</w:t>
@@ -2991,6 +2975,7 @@
   <w:style w:type="character" w:default="1" w:styleId="a0">
     <w:name w:val="Default Paragraph Font"/>
     <w:uiPriority w:val="1"/>
+    <w:semiHidden/>
     <w:unhideWhenUsed/>
   </w:style>
   <w:style w:type="table" w:default="1" w:styleId="a1">
